--- a/testakten/schwerbehindertenrecht-krebs-rezidiv-heilungsbewaehrung-rostock/11_tumorzentrum_stellungnahme_heilungsbewaehrung.docx
+++ b/testakten/schwerbehindertenrecht-krebs-rezidiv-heilungsbewaehrung-rostock/11_tumorzentrum_stellungnahme_heilungsbewaehrung.docx
@@ -48,14 +48,6 @@
       </w:pPr>
       <w:r>
         <w:t>Patientin: Doreen Kahl, geboren am 30.05.1976</w:t>
-      </w:r>
-    </w:p>
-    <w:p>
-      <w:pPr>
-        <w:jc w:val="left"/>
-      </w:pPr>
-      <w:r>
-        <w:t>Formathinweis für den Export: Times New Roman, 11 pt, dezimale Gliederung.</w:t>
       </w:r>
     </w:p>
     <w:p>
@@ -188,7 +180,7 @@
     </w:p>
     <w:sectPr>
       <w:pgSz w:w="11906" w:h="16838"/>
-      <w:pgMar w:top="1417" w:right="1417" w:bottom="1417" w:left="1417" w:header="720" w:footer="720" w:gutter="0"/>
+      <w:pgMar w:top="1020" w:right="1417" w:bottom="907" w:left="1417" w:header="397" w:footer="397" w:gutter="0"/>
       <w:cols w:space="720"/>
       <w:docGrid w:linePitch="360"/>
     </w:sectPr>
@@ -559,9 +551,12 @@
     <w:name w:val="Normal"/>
     <w:qFormat/>
     <w:rsid w:val="00FC693F"/>
+    <w:pPr>
+      <w:spacing w:after="60" w:line="240" w:lineRule="auto"/>
+    </w:pPr>
     <w:rPr>
       <w:rFonts w:ascii="Times New Roman" w:hAnsi="Times New Roman"/>
-      <w:sz w:val="22"/>
+      <w:sz w:val="20"/>
     </w:rPr>
   </w:style>
   <w:style w:type="paragraph" w:styleId="Header">
@@ -906,7 +901,7 @@
       <w:pBdr>
         <w:bottom w:val="single" w:sz="8" w:space="4" w:color="4F81BD" w:themeColor="accent1"/>
       </w:pBdr>
-      <w:spacing w:after="300" w:line="240" w:lineRule="auto"/>
+      <w:spacing w:after="180" w:line="240" w:lineRule="auto"/>
       <w:contextualSpacing/>
     </w:pPr>
     <w:rPr>
@@ -914,7 +909,7 @@
       <w:color w:val="17365D" w:themeColor="text2" w:themeShade="BF"/>
       <w:spacing w:val="5"/>
       <w:kern w:val="28"/>
-      <w:sz w:val="52"/>
+      <w:sz w:val="32"/>
       <w:szCs w:val="52"/>
     </w:rPr>
   </w:style>
